--- a/pr-preview/pr-411/algebra-sums.docx
+++ b/pr-preview/pr-411/algebra-sums.docx
@@ -15,7 +15,7 @@
         <w:pStyle w:val="Date"/>
       </w:pPr>
       <w:r>
-        <w:t xml:space="preserve">Last modified: 2026-10-19 03:11:51 (PDT)</w:t>
+        <w:t xml:space="preserve">Last modified: 2026-10-19 11:35:40 (PDT)</w:t>
       </w:r>
     </w:p>
     <w:bookmarkStart w:id="31" w:name="sec-convexity"/>
@@ -5839,7 +5839,7 @@
           <w:rPr>
             <w:rStyle w:val="Hyperlink"/>
           </w:rPr>
-          <w:t xml:space="preserve">Definition 18 in Equalities, Inequalities and Minimizers</w:t>
+          <w:t xml:space="preserve">Definition 20 in Equalities, Inequalities and Minimizers</w:t>
         </w:r>
       </w:hyperlink>
       <w:r>
@@ -5882,7 +5882,7 @@
           <w:rPr>
             <w:rStyle w:val="Hyperlink"/>
           </w:rPr>
-          <w:t xml:space="preserve">Definition 17 in Equalities, Inequalities and Minimizers</w:t>
+          <w:t xml:space="preserve">Definition 19 in Equalities, Inequalities and Minimizers</w:t>
         </w:r>
       </w:hyperlink>
       <w:r>
